--- a/downloads/handouts/Unit 02/Handout 02.13 - Skittles Market Game Rules and Ledger.docx
+++ b/downloads/handouts/Unit 02/Handout 02.13 - Skittles Market Game Rules and Ledger.docx
@@ -266,8 +266,11 @@
       </w:r>
     </w:p>
     <w:p>
-      <w:r>
-        <w:br w:type="page"/>
+      <w:pPr>
+        <w:pStyle w:val="BodyText"/>
+      </w:pPr>
+      <w:r>
+        <w:t xml:space="preserve">_____________________________________________________________________________</w:t>
       </w:r>
     </w:p>
     <w:p>

--- a/downloads/handouts/Unit 02/Handout 02.13 - Skittles Market Game Rules and Ledger.docx
+++ b/downloads/handouts/Unit 02/Handout 02.13 - Skittles Market Game Rules and Ledger.docx
@@ -6,9 +6,9 @@
       <w:pPr>
         <w:pStyle w:val="Heading1"/>
       </w:pPr>
-      <w:bookmarkStart w:id="20" w:name="Xb7d8601b324b9aef20df849b0fc1810f5df147a"/>
-      <w:r>
-        <w:t xml:space="preserve">Handout 02.13: Skittles Market Game Rules and Ledger</w:t>
+      <w:bookmarkStart w:id="20" w:name="Xb2d43764262a4c444e7fc5ca1442f7f738b78a3"/>
+      <w:r>
+        <w:t xml:space="preserve">Handout 2.13: Skittles Market Game Rules and Ledger</w:t>
       </w:r>
       <w:bookmarkEnd w:id="20"/>
     </w:p>

--- a/downloads/handouts/Unit 02/Handout 02.13 - Skittles Market Game Rules and Ledger.docx
+++ b/downloads/handouts/Unit 02/Handout 02.13 - Skittles Market Game Rules and Ledger.docx
@@ -270,7 +270,7 @@
         <w:pStyle w:val="BodyText"/>
       </w:pPr>
       <w:r>
-        <w:t xml:space="preserve">_____________________________________________________________________________</w:t>
+        <w:t xml:space="preserve">My answer: _____________________________________________________________________________</w:t>
       </w:r>
     </w:p>
     <w:p>
